--- a/_static/resume.docx
+++ b/_static/resume.docx
@@ -728,6 +728,59 @@
       </w:r>
       <w:r>
         <w:rPr/>
+        <w:t xml:space="preserve">Fereshteh Shahoveisi, </w:t>
+      </w:r>
+      <w:r>
+        <w:rPr/>
+        <w:t xml:space="preserve">Benjamin Waldo, </w:t>
+      </w:r>
+      <w:r>
+        <w:rPr/>
+        <w:t xml:space="preserve">Sadegh Jafari</w:t>
+      </w:r>
+      <w:r>
+        <w:rPr/>
+        <w:t xml:space="preserve">	Published 12/25</w:t>
+        <w:br w:type="textWrapping"/>
+      </w:r>
+      <w:hyperlink r:id="rIdHyperlink10" w:history="1">
+        <w:r>
+          <w:rPr>
+            <w:color w:val="0563C1"/>
+            <w:u w:val="single"/>
+          </w:rPr>
+          <w:t xml:space="preserve">Identification of Plant-Parasitic Nematode Genera in Turfgrass Using Deep Learning Algorithms</w:t>
+        </w:r>
+      </w:hyperlink>
+      <w:r>
+        <w:rPr/>
+        <w:br w:type="textWrapping"/>
+      </w:r>
+      <w:r>
+        <w:rPr/>
+        <w:t xml:space="preserve">Scientific Reports</w:t>
+      </w:r>
+    </w:p>
+    <w:p>
+      <w:pPr>
+        <w:rPr/>
+        <w:numPr>
+          <w:numId w:val="1"/>
+          <w:ilvl w:val="0"/>
+        </w:numPr>
+        <w:tabs>
+          <w:tab w:val="right" w:pos="10800"/>
+        </w:tabs>
+      </w:pPr>
+      <w:r>
+        <w:rPr>
+          <w:b/>
+          <w:bCs/>
+        </w:rPr>
+        <w:t xml:space="preserve">Vikram Rangarajan, </w:t>
+      </w:r>
+      <w:r>
+        <w:rPr/>
         <w:t xml:space="preserve">Shishira Maiya, </w:t>
       </w:r>
       <w:r>
@@ -740,10 +793,10 @@
       </w:r>
       <w:r>
         <w:rPr/>
-        <w:t xml:space="preserve">	In Preparation</w:t>
-        <w:br w:type="textWrapping"/>
-      </w:r>
-      <w:hyperlink r:id="rIdHyperlink10" w:history="1">
+        <w:t xml:space="preserve">	arXiv 06/25</w:t>
+        <w:br w:type="textWrapping"/>
+      </w:r>
+      <w:hyperlink r:id="rIdHyperlink11" w:history="1">
         <w:r>
           <w:rPr>
             <w:color w:val="0563C1"/>
@@ -752,56 +805,6 @@
           <w:t xml:space="preserve">SIEDD (Shared Implicit-Encoder with Separate Decoders)</w:t>
         </w:r>
       </w:hyperlink>
-    </w:p>
-    <w:p>
-      <w:pPr>
-        <w:rPr/>
-        <w:numPr>
-          <w:numId w:val="1"/>
-          <w:ilvl w:val="0"/>
-        </w:numPr>
-        <w:tabs>
-          <w:tab w:val="right" w:pos="10800"/>
-        </w:tabs>
-      </w:pPr>
-      <w:r>
-        <w:rPr>
-          <w:b/>
-          <w:bCs/>
-        </w:rPr>
-        <w:t xml:space="preserve">Vikram Rangarajan, </w:t>
-      </w:r>
-      <w:r>
-        <w:rPr/>
-        <w:t xml:space="preserve">Fereshteh Shahoveisi, </w:t>
-      </w:r>
-      <w:r>
-        <w:rPr/>
-        <w:t xml:space="preserve">Benjamin Waldo, </w:t>
-      </w:r>
-      <w:r>
-        <w:rPr/>
-        <w:t xml:space="preserve">Sadegh Jafari</w:t>
-      </w:r>
-      <w:r>
-        <w:rPr/>
-        <w:t xml:space="preserve">	Accepted 11/25</w:t>
-        <w:br w:type="textWrapping"/>
-      </w:r>
-      <w:hyperlink r:id="rIdHyperlink11" w:history="1">
-        <w:r>
-          <w:rPr>
-            <w:color w:val="0563C1"/>
-            <w:u w:val="single"/>
-          </w:rPr>
-          <w:t xml:space="preserve">Identification of Plant-Parasitic Nematode Genera in Turfgrass Using Deep Learning Algorithms</w:t>
-        </w:r>
-      </w:hyperlink>
-      <w:r>
-        <w:rPr/>
-        <w:br w:type="textWrapping"/>
-        <w:t xml:space="preserve">Scientific Reports</w:t>
-      </w:r>
     </w:p>
     <w:p>
       <w:pPr>

--- a/_static/resume.docx
+++ b/_static/resume.docx
@@ -165,6 +165,11 @@
         <w:rPr/>
         <w:t xml:space="preserve">Foundations of Deep Learning, Randomized Algorithms, Statistical Machine Learning, Computer Networks</w:t>
       </w:r>
+      <w:r>
+        <w:rPr/>
+        <w:br w:type="textWrapping"/>
+        <w:t xml:space="preserve">Topics of Interest: Deep Learning, Model Quantization, Second Order Methods, and GPU Kernels</w:t>
+      </w:r>
     </w:p>
     <w:p>
       <w:pPr>
@@ -250,27 +255,67 @@
       </w:r>
       <w:r>
         <w:rPr/>
-        <w:t xml:space="preserve">Python, C/C++/CUDA, Rust, Java, OCaml, R, Racket, Assembly (x86, MIPS), SAS</w:t>
-      </w:r>
-    </w:p>
-    <w:p>
-      <w:pPr>
-        <w:rPr/>
-        <w:numPr>
-          <w:numId w:val="8"/>
-          <w:ilvl w:val="0"/>
-        </w:numPr>
-      </w:pPr>
-      <w:r>
-        <w:rPr>
-          <w:b/>
-          <w:bCs/>
-        </w:rPr>
-        <w:t xml:space="preserve">Technologies: </w:t>
-      </w:r>
-      <w:r>
-        <w:rPr/>
-        <w:t xml:space="preserve">PyTorch, TensorFlow, NumPy, scikit-learn, OpenCV, HPC (SLURM), MPI, OpenMP, Git, Linux, Docker, Ray, Azure Cloud Services, SQL, Relational Databases (Postgres, Oracle, SQL Server), Apache Airflow</w:t>
+        <w:t xml:space="preserve">Python, Triton, C/C++/CUDA, Rust, Java, OCaml, R, Racket, Assembly (x86, MIPS), SAS</w:t>
+      </w:r>
+    </w:p>
+    <w:p>
+      <w:pPr>
+        <w:rPr/>
+        <w:numPr>
+          <w:numId w:val="8"/>
+          <w:ilvl w:val="0"/>
+        </w:numPr>
+      </w:pPr>
+      <w:r>
+        <w:rPr>
+          <w:b/>
+          <w:bCs/>
+        </w:rPr>
+        <w:t xml:space="preserve">Machine Learning: </w:t>
+      </w:r>
+      <w:r>
+        <w:rPr/>
+        <w:t xml:space="preserve">PyTorch, TensorFlow, NumPy, scikit-learn, OpenCV</w:t>
+      </w:r>
+    </w:p>
+    <w:p>
+      <w:pPr>
+        <w:rPr/>
+        <w:numPr>
+          <w:numId w:val="8"/>
+          <w:ilvl w:val="0"/>
+        </w:numPr>
+      </w:pPr>
+      <w:r>
+        <w:rPr>
+          <w:b/>
+          <w:bCs/>
+        </w:rPr>
+        <w:t xml:space="preserve">HPC / Systems: </w:t>
+      </w:r>
+      <w:r>
+        <w:rPr/>
+        <w:t xml:space="preserve">Linux, SLURM, Docker, Git, MPI, OpenMP, Ray</w:t>
+      </w:r>
+    </w:p>
+    <w:p>
+      <w:pPr>
+        <w:rPr/>
+        <w:numPr>
+          <w:numId w:val="8"/>
+          <w:ilvl w:val="0"/>
+        </w:numPr>
+      </w:pPr>
+      <w:r>
+        <w:rPr>
+          <w:b/>
+          <w:bCs/>
+        </w:rPr>
+        <w:t xml:space="preserve">Data Engineering: </w:t>
+      </w:r>
+      <w:r>
+        <w:rPr/>
+        <w:t xml:space="preserve">Azure Cloud Services, SQL, Relational Databases (Postgres, Oracle, SQL Server), Apache Airflow</w:t>
       </w:r>
     </w:p>
     <w:p>

--- a/_static/resume.docx
+++ b/_static/resume.docx
@@ -69,7 +69,7 @@
             <w:color w:val="0563C1"/>
             <w:u w:val="single"/>
           </w:rPr>
-          <w:t xml:space="preserve">609-609-6762</w:t>
+          <w:t xml:space="preserve">16096096762</w:t>
         </w:r>
       </w:hyperlink>
       <w:r>
@@ -275,7 +275,7 @@
       </w:r>
       <w:r>
         <w:rPr/>
-        <w:t xml:space="preserve">PyTorch, TensorFlow, NumPy, scikit-learn, OpenCV</w:t>
+        <w:t xml:space="preserve">Hugging Face Ecosystem (transformers, datasets, trl, etc.), vLLM, PyTorch, JAX, NumPy, scikit-learn, OpenCV</w:t>
       </w:r>
     </w:p>
     <w:p>
@@ -432,7 +432,7 @@
             <w:bCs/>
             <w:u w:val="single"/>
           </w:rPr>
-          <w:t xml:space="preserve">UMIACS, College Park, MD, 20742</w:t>
+          <w:t xml:space="preserve">IITM Pravartak Technologies Foundation, Chennai, Tamil Nadu, India, 600113</w:t>
         </w:r>
       </w:hyperlink>
       <w:r>
@@ -440,54 +440,54 @@
           <w:i/>
           <w:iCs/>
         </w:rPr>
-        <w:t xml:space="preserve">	10/24 - 06/25</w:t>
-        <w:br w:type="textWrapping"/>
-      </w:r>
-      <w:r>
-        <w:rPr>
-          <w:b/>
-          <w:bCs/>
-        </w:rPr>
-        <w:t xml:space="preserve">Undergraduate Research Assistant</w:t>
-      </w:r>
-    </w:p>
-    <w:p>
-      <w:pPr>
-        <w:rPr/>
-        <w:numPr>
-          <w:numId w:val="8"/>
-          <w:ilvl w:val="0"/>
-        </w:numPr>
-      </w:pPr>
-      <w:r>
-        <w:rPr/>
-        <w:t xml:space="preserve">Created a neural video codec to surpass state of the art compression algorithms for image and video data</w:t>
-      </w:r>
-    </w:p>
-    <w:p>
-      <w:pPr>
-        <w:rPr/>
-        <w:numPr>
-          <w:numId w:val="8"/>
-          <w:ilvl w:val="0"/>
-        </w:numPr>
-      </w:pPr>
-      <w:r>
-        <w:rPr/>
-        <w:t xml:space="preserve">Models were fitted to decode the original video from input pixel coordinates efficiently</w:t>
-      </w:r>
-    </w:p>
-    <w:p>
-      <w:pPr>
-        <w:rPr/>
-        <w:numPr>
-          <w:numId w:val="8"/>
-          <w:ilvl w:val="0"/>
-        </w:numPr>
-      </w:pPr>
-      <w:r>
-        <w:rPr/>
-        <w:t xml:space="preserve">Used methods such as model quantization and meta learning to achieve ideal reconstruction quality with high compression, high encoding, and high decoding speeds</w:t>
+        <w:t xml:space="preserve">	05/26 - 07/26</w:t>
+        <w:br w:type="textWrapping"/>
+      </w:r>
+      <w:r>
+        <w:rPr>
+          <w:b/>
+          <w:bCs/>
+        </w:rPr>
+        <w:t xml:space="preserve">Machine Learning Intern</w:t>
+      </w:r>
+    </w:p>
+    <w:p>
+      <w:pPr>
+        <w:rPr/>
+        <w:numPr>
+          <w:numId w:val="8"/>
+          <w:ilvl w:val="0"/>
+        </w:numPr>
+      </w:pPr>
+      <w:r>
+        <w:rPr/>
+        <w:t xml:space="preserve">Performed supervised fine-tuning and reinforcement learning (GRPO) to train a NL-to-cypher LLM</w:t>
+      </w:r>
+    </w:p>
+    <w:p>
+      <w:pPr>
+        <w:rPr/>
+        <w:numPr>
+          <w:numId w:val="8"/>
+          <w:ilvl w:val="0"/>
+        </w:numPr>
+      </w:pPr>
+      <w:r>
+        <w:rPr/>
+        <w:t xml:space="preserve">Created a change detection training pipeline and added an IJEPA trainer to torchgeo</w:t>
+      </w:r>
+    </w:p>
+    <w:p>
+      <w:pPr>
+        <w:rPr/>
+        <w:numPr>
+          <w:numId w:val="8"/>
+          <w:ilvl w:val="0"/>
+        </w:numPr>
+      </w:pPr>
+      <w:r>
+        <w:rPr/>
+        <w:t xml:space="preserve">Added dynamic KV-cache quantization to vLLM and Gemma 4 using posterior sampling and sharpness approximation</w:t>
       </w:r>
     </w:p>
     <w:p>
@@ -505,7 +505,7 @@
             <w:bCs/>
             <w:u w:val="single"/>
           </w:rPr>
-          <w:t xml:space="preserve">Shahoveisi Lab, College Park, MD, 20742</w:t>
+          <w:t xml:space="preserve">UMIACS, College Park, MD, 20742</w:t>
         </w:r>
       </w:hyperlink>
       <w:r>
@@ -513,6 +513,79 @@
           <w:i/>
           <w:iCs/>
         </w:rPr>
+        <w:t xml:space="preserve">	10/24 - 06/25</w:t>
+        <w:br w:type="textWrapping"/>
+      </w:r>
+      <w:r>
+        <w:rPr>
+          <w:b/>
+          <w:bCs/>
+        </w:rPr>
+        <w:t xml:space="preserve">Undergraduate Research Assistant</w:t>
+      </w:r>
+    </w:p>
+    <w:p>
+      <w:pPr>
+        <w:rPr/>
+        <w:numPr>
+          <w:numId w:val="8"/>
+          <w:ilvl w:val="0"/>
+        </w:numPr>
+      </w:pPr>
+      <w:r>
+        <w:rPr/>
+        <w:t xml:space="preserve">Created a neural video codec to surpass state of the art compression algorithms for image and video data</w:t>
+      </w:r>
+    </w:p>
+    <w:p>
+      <w:pPr>
+        <w:rPr/>
+        <w:numPr>
+          <w:numId w:val="8"/>
+          <w:ilvl w:val="0"/>
+        </w:numPr>
+      </w:pPr>
+      <w:r>
+        <w:rPr/>
+        <w:t xml:space="preserve">Models were fitted to decode the original video from input pixel coordinates efficiently</w:t>
+      </w:r>
+    </w:p>
+    <w:p>
+      <w:pPr>
+        <w:rPr/>
+        <w:numPr>
+          <w:numId w:val="8"/>
+          <w:ilvl w:val="0"/>
+        </w:numPr>
+      </w:pPr>
+      <w:r>
+        <w:rPr/>
+        <w:t xml:space="preserve">Used methods such as model quantization and meta learning to achieve ideal reconstruction quality with high compression, high encoding, and high decoding speeds</w:t>
+      </w:r>
+    </w:p>
+    <w:p>
+      <w:pPr>
+        <w:rPr/>
+        <w:tabs>
+          <w:tab w:val="right" w:pos="10800"/>
+        </w:tabs>
+      </w:pPr>
+      <w:hyperlink r:id="rIdHyperlink9" w:history="1">
+        <w:r>
+          <w:rPr>
+            <w:color w:val="0563C1"/>
+            <w:b/>
+            <w:bCs/>
+            <w:u w:val="single"/>
+          </w:rPr>
+          <w:t xml:space="preserve">Shahoveisi Lab, College Park, MD, 20742</w:t>
+        </w:r>
+      </w:hyperlink>
+      <w:r>
+        <w:rPr>
+          <w:i/>
+          <w:iCs/>
+        </w:rPr>
         <w:t xml:space="preserve">	02/24 - 11/24</w:t>
         <w:br w:type="textWrapping"/>
       </w:r>
@@ -583,7 +656,7 @@
           <w:tab w:val="right" w:pos="10800"/>
         </w:tabs>
       </w:pPr>
-      <w:hyperlink r:id="rIdHyperlink9" w:history="1">
+      <w:hyperlink r:id="rIdHyperlink10" w:history="1">
         <w:r>
           <w:rPr>
             <w:color w:val="0563C1"/>
@@ -788,7 +861,7 @@
         <w:t xml:space="preserve">	Published 12/25</w:t>
         <w:br w:type="textWrapping"/>
       </w:r>
-      <w:hyperlink r:id="rIdHyperlink10" w:history="1">
+      <w:hyperlink r:id="rIdHyperlink11" w:history="1">
         <w:r>
           <w:rPr>
             <w:color w:val="0563C1"/>
@@ -841,7 +914,7 @@
         <w:t xml:space="preserve">	arXiv 06/25</w:t>
         <w:br w:type="textWrapping"/>
       </w:r>
-      <w:hyperlink r:id="rIdHyperlink11" w:history="1">
+      <w:hyperlink r:id="rIdHyperlink12" w:history="1">
         <w:r>
           <w:rPr>
             <w:color w:val="0563C1"/>
@@ -898,7 +971,7 @@
           <w:tab w:val="right" w:pos="10800"/>
         </w:tabs>
       </w:pPr>
-      <w:hyperlink r:id="rIdHyperlink12" w:history="1">
+      <w:hyperlink r:id="rIdHyperlink13" w:history="1">
         <w:r>
           <w:rPr>
             <w:color w:val="0563C1"/>
